--- a/sempro draf.docx
+++ b/sempro draf.docx
@@ -6312,27 +6312,7 @@
                 <w:sz w:val="24"/>
                 <w:szCs w:val="24"/>
               </w:rPr>
-              <w:t>LAMPIRAN A  TABEL WAWANC</w:t>
-            </w:r>
-            <w:r>
-              <w:rPr>
-                <w:rStyle w:val="Hyperlink"/>
-                <w:rFonts w:ascii="Times New Roman" w:hAnsi="Times New Roman" w:cs="Times New Roman"/>
-                <w:noProof/>
-                <w:sz w:val="24"/>
-                <w:szCs w:val="24"/>
-              </w:rPr>
-              <w:t>A</w:t>
-            </w:r>
-            <w:r>
-              <w:rPr>
-                <w:rStyle w:val="Hyperlink"/>
-                <w:rFonts w:ascii="Times New Roman" w:hAnsi="Times New Roman" w:cs="Times New Roman"/>
-                <w:noProof/>
-                <w:sz w:val="24"/>
-                <w:szCs w:val="24"/>
-              </w:rPr>
-              <w:t>RA</w:t>
+              <w:t>LAMPIRAN A  TABEL WAWANCARA</w:t>
             </w:r>
             <w:r>
               <w:rPr>
@@ -6430,27 +6410,7 @@
                 <w:sz w:val="24"/>
                 <w:szCs w:val="24"/>
               </w:rPr>
-              <w:t>LA</w:t>
-            </w:r>
-            <w:r>
-              <w:rPr>
-                <w:rStyle w:val="Hyperlink"/>
-                <w:rFonts w:ascii="Times New Roman" w:hAnsi="Times New Roman" w:cs="Times New Roman"/>
-                <w:noProof/>
-                <w:sz w:val="24"/>
-                <w:szCs w:val="24"/>
-              </w:rPr>
-              <w:t>M</w:t>
-            </w:r>
-            <w:r>
-              <w:rPr>
-                <w:rStyle w:val="Hyperlink"/>
-                <w:rFonts w:ascii="Times New Roman" w:hAnsi="Times New Roman" w:cs="Times New Roman"/>
-                <w:noProof/>
-                <w:sz w:val="24"/>
-                <w:szCs w:val="24"/>
-              </w:rPr>
-              <w:t>PIRAN B OBJEK PENELITIA</w:t>
+              <w:t>LAMPIRAN B OBJEK PENELITIA</w:t>
             </w:r>
             <w:r>
               <w:rPr>
@@ -7067,94 +7027,84 @@
           <w:noProof/>
         </w:rPr>
       </w:pPr>
-      <w:r>
-        <w:fldChar w:fldCharType="begin"/>
-      </w:r>
-      <w:r>
-        <w:instrText xml:space="preserve"> TOC \h \z \c "Gambar 1 ." </w:instrText>
-      </w:r>
-      <w:r>
-        <w:fldChar w:fldCharType="separate"/>
-      </w:r>
-      <w:hyperlink w:anchor="_Toc219167329" w:history="1">
-        <w:r>
-          <w:rPr>
-            <w:rStyle w:val="Hyperlink"/>
-            <w:rFonts w:eastAsiaTheme="majorEastAsia"/>
-            <w:noProof/>
-          </w:rPr>
-          <w:t xml:space="preserve">Gambar 1 . 1 </w:t>
-        </w:r>
-        <w:r>
-          <w:rPr>
-            <w:rStyle w:val="Hyperlink"/>
-            <w:rFonts w:eastAsiaTheme="majorEastAsia"/>
-            <w:i/>
-            <w:iCs/>
-            <w:noProof/>
-          </w:rPr>
-          <w:t>Flowchart</w:t>
-        </w:r>
-        <w:r>
-          <w:rPr>
-            <w:rStyle w:val="Hyperlink"/>
-            <w:rFonts w:eastAsiaTheme="majorEastAsia"/>
-            <w:noProof/>
-          </w:rPr>
-          <w:t xml:space="preserve"> Kerangka Berpikir</w:t>
-        </w:r>
-        <w:r>
-          <w:rPr>
-            <w:noProof/>
-            <w:webHidden/>
-          </w:rPr>
-          <w:tab/>
-        </w:r>
-        <w:r>
-          <w:rPr>
-            <w:noProof/>
-            <w:webHidden/>
-          </w:rPr>
-          <w:fldChar w:fldCharType="begin"/>
-        </w:r>
-        <w:r>
-          <w:rPr>
-            <w:noProof/>
-            <w:webHidden/>
-          </w:rPr>
-          <w:instrText xml:space="preserve"> PAGEREF _Toc219167329 \h </w:instrText>
-        </w:r>
-        <w:r>
-          <w:rPr>
-            <w:noProof/>
-            <w:webHidden/>
-          </w:rPr>
-        </w:r>
-        <w:r>
-          <w:rPr>
-            <w:noProof/>
-            <w:webHidden/>
-          </w:rPr>
-          <w:fldChar w:fldCharType="separate"/>
-        </w:r>
-        <w:r>
-          <w:rPr>
-            <w:noProof/>
-            <w:webHidden/>
-          </w:rPr>
-          <w:t>13</w:t>
-        </w:r>
-        <w:r>
-          <w:rPr>
-            <w:noProof/>
-            <w:webHidden/>
-          </w:rPr>
-          <w:fldChar w:fldCharType="end"/>
-        </w:r>
-      </w:hyperlink>
-      <w:r>
-        <w:fldChar w:fldCharType="end"/>
-      </w:r>
+      <w:fldSimple w:instr=" TOC \h \z \c &quot;Gambar 1 .&quot; ">
+        <w:hyperlink w:anchor="_Toc219167329" w:history="1">
+          <w:r>
+            <w:rPr>
+              <w:rStyle w:val="Hyperlink"/>
+              <w:rFonts w:eastAsiaTheme="majorEastAsia"/>
+              <w:noProof/>
+            </w:rPr>
+            <w:t xml:space="preserve">Gambar 1 . 1 </w:t>
+          </w:r>
+          <w:r>
+            <w:rPr>
+              <w:rStyle w:val="Hyperlink"/>
+              <w:rFonts w:eastAsiaTheme="majorEastAsia"/>
+              <w:i/>
+              <w:iCs/>
+              <w:noProof/>
+            </w:rPr>
+            <w:t>Flowchart</w:t>
+          </w:r>
+          <w:r>
+            <w:rPr>
+              <w:rStyle w:val="Hyperlink"/>
+              <w:rFonts w:eastAsiaTheme="majorEastAsia"/>
+              <w:noProof/>
+            </w:rPr>
+            <w:t xml:space="preserve"> Kerangka Berpikir</w:t>
+          </w:r>
+          <w:r>
+            <w:rPr>
+              <w:noProof/>
+              <w:webHidden/>
+            </w:rPr>
+            <w:tab/>
+          </w:r>
+          <w:r>
+            <w:rPr>
+              <w:noProof/>
+              <w:webHidden/>
+            </w:rPr>
+            <w:fldChar w:fldCharType="begin"/>
+          </w:r>
+          <w:r>
+            <w:rPr>
+              <w:noProof/>
+              <w:webHidden/>
+            </w:rPr>
+            <w:instrText xml:space="preserve"> PAGEREF _Toc219167329 \h </w:instrText>
+          </w:r>
+          <w:r>
+            <w:rPr>
+              <w:noProof/>
+              <w:webHidden/>
+            </w:rPr>
+          </w:r>
+          <w:r>
+            <w:rPr>
+              <w:noProof/>
+              <w:webHidden/>
+            </w:rPr>
+            <w:fldChar w:fldCharType="separate"/>
+          </w:r>
+          <w:r>
+            <w:rPr>
+              <w:noProof/>
+              <w:webHidden/>
+            </w:rPr>
+            <w:t>13</w:t>
+          </w:r>
+          <w:r>
+            <w:rPr>
+              <w:noProof/>
+              <w:webHidden/>
+            </w:rPr>
+            <w:fldChar w:fldCharType="end"/>
+          </w:r>
+        </w:hyperlink>
+      </w:fldSimple>
       <w:r>
         <w:fldChar w:fldCharType="begin"/>
       </w:r>
@@ -8420,7 +8370,19 @@
         <w:t>QR Code</w:t>
       </w:r>
       <w:r>
-        <w:t xml:space="preserve"> dalam aplikasi dapat digunakan untuk mengidentifikasi dan melacak riwayat dan sisa stok beras secara spesifik per </w:t>
+        <w:t xml:space="preserve"> dalam aplikasi dapat digunakan untuk mengidentifikasi</w:t>
+      </w:r>
+      <w:r>
+        <w:t xml:space="preserve"> dan </w:t>
+      </w:r>
+      <w:r>
+        <w:t>melacak riwayat</w:t>
+      </w:r>
+      <w:r>
+        <w:t xml:space="preserve"> </w:t>
+      </w:r>
+      <w:r>
+        <w:t xml:space="preserve">sisa stok beras secara spesifik per </w:t>
       </w:r>
       <w:r>
         <w:rPr>
@@ -8455,14 +8417,11 @@
         <w:t>cloud</w:t>
       </w:r>
       <w:r>
-        <w:t xml:space="preserve"> </w:t>
-      </w:r>
-      <w:r>
-        <w:rPr>
-          <w:i/>
-          <w:iCs/>
-        </w:rPr>
-        <w:t>(Firebase)</w:t>
+        <w:rPr>
+          <w:i/>
+          <w:iCs/>
+        </w:rPr>
+        <w:t xml:space="preserve"> server</w:t>
       </w:r>
       <w:r>
         <w:t xml:space="preserve"> untuk memungkinkan sinkronisasi data dan </w:t>
@@ -8485,7 +8444,7 @@
         <w:t>real-time</w:t>
       </w:r>
       <w:r>
-        <w:t xml:space="preserve"> dan terpusat bagi pemilik toko.</w:t>
+        <w:t xml:space="preserve"> terpusat bagi pemilik toko.</w:t>
       </w:r>
     </w:p>
     <w:p>
@@ -9044,9 +9003,20 @@
           <w:szCs w:val="24"/>
         </w:rPr>
         <w:lastRenderedPageBreak/>
-        <w:t>Ruang Lingkup Tugas Akhri</w:t>
+        <w:t>Ruang Lingkup Tugas Akh</w:t>
       </w:r>
       <w:bookmarkEnd w:id="31"/>
+      <w:r>
+        <w:rPr>
+          <w:rFonts w:ascii="Times New Roman" w:hAnsi="Times New Roman" w:cs="Times New Roman"/>
+          <w:b/>
+          <w:bCs/>
+          <w:color w:val="000000" w:themeColor="text1"/>
+          <w:sz w:val="24"/>
+          <w:szCs w:val="24"/>
+        </w:rPr>
+        <w:t>ir</w:t>
+      </w:r>
     </w:p>
     <w:p>
       <w:pPr>
@@ -9187,27 +9157,10 @@
         <w:t>batch</w:t>
       </w:r>
       <w:r>
-        <w:t xml:space="preserve">, serta penerapan </w:t>
-      </w:r>
-      <w:r>
-        <w:rPr>
-          <w:i/>
-          <w:iCs/>
-        </w:rPr>
-        <w:t>Early Warning System (EWS)</w:t>
-      </w:r>
-      <w:r>
-        <w:t xml:space="preserve"> untuk memberikan notifikasi stok menipis dan </w:t>
-      </w:r>
-      <w:r>
-        <w:rPr>
-          <w:i/>
-          <w:iCs/>
-        </w:rPr>
-        <w:t>batch</w:t>
-      </w:r>
-      <w:r>
-        <w:t xml:space="preserve"> produk yang mendekati batas waktu simpan. Proses stok masuk dilakukan melalui </w:t>
+        <w:t xml:space="preserve"> </w:t>
+      </w:r>
+      <w:r>
+        <w:t xml:space="preserve">untuk memberikan notifikasi stok menipis. Proses stok masuk dilakukan melalui </w:t>
       </w:r>
       <w:r>
         <w:rPr>
@@ -25003,17 +24956,17 @@
         <w:jc w:val="both"/>
       </w:pPr>
       <w:r>
-        <w:t xml:space="preserve">Pada sistem ini terdapat dua aktor utama, yaitu Pemilik Toko dan Karyawan. Pemilik Toko memiliki hak akses penuh terhadap sistem, termasuk melihat laporan stok dan melakukan manajemen hak akses pengguna. Sementara itu, Karyawan berperan dalam menjalankan aktivitas operasional harian, seperti pencatatan stok masuk dan stok keluar menggunakan </w:t>
-      </w:r>
-      <w:r>
-        <w:rPr>
-          <w:i/>
-          <w:iCs/>
-        </w:rPr>
-        <w:t>QR Code</w:t>
-      </w:r>
-      <w:r>
-        <w:t>.</w:t>
+        <w:t xml:space="preserve">Pada sistem ini terdapat dua aktor utama, yaitu Pemilik Toko dan Karyawan. Pemilik Toko memiliki hak akses penuh terhadap sistem, termasuk melihat laporan stok dan melakukan manajemen hak akses pengguna. Sementara itu, Karyawan berperan dalam menjalankan aktivitas operasional harian, seperti </w:t>
+      </w:r>
+      <w:r>
+        <w:rPr>
+          <w:i/>
+          <w:iCs/>
+        </w:rPr>
+        <w:t>input</w:t>
+      </w:r>
+      <w:r>
+        <w:t xml:space="preserve"> stok masuk dan stok keluar.</w:t>
       </w:r>
     </w:p>
     <w:p>
@@ -25093,7 +25046,13 @@
         <w:t>FIFO</w:t>
       </w:r>
       <w:r>
-        <w:t xml:space="preserve"> atau stok menipis sebagai upaya pencegahan kesalahan pencatatan dan risiko kerugian akibat stok yang tidak terkelola dengan baik.</w:t>
+        <w:t xml:space="preserve"> sebagai upaya pencegahan </w:t>
+      </w:r>
+      <w:r>
+        <w:t xml:space="preserve">risiko </w:t>
+      </w:r>
+      <w:r>
+        <w:t>kerugian akibat stok yang tidak terkelola dengan baik.</w:t>
       </w:r>
     </w:p>
     <w:p>
@@ -25139,10 +25098,10 @@
         </w:rPr>
         <w:lastRenderedPageBreak/>
         <w:drawing>
-          <wp:inline distT="0" distB="0" distL="0" distR="0" wp14:anchorId="03CA963D" wp14:editId="3BDD3410">
+          <wp:inline distT="0" distB="0" distL="0" distR="0" wp14:anchorId="3AD020E2" wp14:editId="59CEE904">
             <wp:extent cx="5334000" cy="4584700"/>
             <wp:effectExtent l="0" t="0" r="0" b="0"/>
-            <wp:docPr id="549264286" name="Picture 11"/>
+            <wp:docPr id="556435907" name="Picture 12"/>
             <wp:cNvGraphicFramePr>
               <a:graphicFrameLocks xmlns:a="http://schemas.openxmlformats.org/drawingml/2006/main" noChangeAspect="1"/>
             </wp:cNvGraphicFramePr>
@@ -25150,7 +25109,7 @@
               <a:graphicData uri="http://schemas.openxmlformats.org/drawingml/2006/picture">
                 <pic:pic xmlns:pic="http://schemas.openxmlformats.org/drawingml/2006/picture">
                   <pic:nvPicPr>
-                    <pic:cNvPr id="549264286" name="Picture 549264286"/>
+                    <pic:cNvPr id="556435907" name="Picture 556435907"/>
                     <pic:cNvPicPr/>
                   </pic:nvPicPr>
                   <pic:blipFill>
@@ -27589,14 +27548,7 @@
                 <w:sz w:val="20"/>
                 <w:szCs w:val="20"/>
               </w:rPr>
-              <w:t>Pengelola</w:t>
-            </w:r>
-            <w:r>
-              <w:rPr>
-                <w:sz w:val="20"/>
-                <w:szCs w:val="20"/>
-              </w:rPr>
-              <w:t xml:space="preserve"> Toko Beras Abunawas</w:t>
+              <w:t>Pengelola Toko Beras Abunawas</w:t>
             </w:r>
           </w:p>
         </w:tc>
@@ -28631,11 +28583,6 @@
         </w:tc>
       </w:tr>
     </w:tbl>
-    <w:p>
-      <w:pPr>
-        <w:spacing w:after="160" w:line="278" w:lineRule="auto"/>
-      </w:pPr>
-    </w:p>
     <w:p>
       <w:pPr>
         <w:pStyle w:val="Heading1"/>
@@ -31918,6 +31865,7 @@
   <w:rsids>
     <w:rsidRoot w:val="003B169F"/>
     <w:rsid w:val="0001374E"/>
+    <w:rsid w:val="0002297C"/>
     <w:rsid w:val="000611AF"/>
     <w:rsid w:val="000A3819"/>
     <w:rsid w:val="00171CE6"/>
@@ -31927,6 +31875,7 @@
     <w:rsid w:val="002567F3"/>
     <w:rsid w:val="0027243E"/>
     <w:rsid w:val="002C6122"/>
+    <w:rsid w:val="002D6639"/>
     <w:rsid w:val="00341ED1"/>
     <w:rsid w:val="00342C3D"/>
     <w:rsid w:val="00397C22"/>
@@ -31939,12 +31888,14 @@
     <w:rsid w:val="00564C6A"/>
     <w:rsid w:val="00570177"/>
     <w:rsid w:val="005E2088"/>
+    <w:rsid w:val="005E2432"/>
     <w:rsid w:val="005F25E3"/>
     <w:rsid w:val="00636D48"/>
     <w:rsid w:val="00733573"/>
     <w:rsid w:val="00766666"/>
     <w:rsid w:val="0079584A"/>
     <w:rsid w:val="007C2D48"/>
+    <w:rsid w:val="008A0EFB"/>
     <w:rsid w:val="00953E87"/>
     <w:rsid w:val="00981E1B"/>
     <w:rsid w:val="009C2B55"/>
@@ -31952,16 +31903,21 @@
     <w:rsid w:val="009F4892"/>
     <w:rsid w:val="00A15916"/>
     <w:rsid w:val="00A576DB"/>
+    <w:rsid w:val="00A87B4B"/>
     <w:rsid w:val="00AD391A"/>
     <w:rsid w:val="00AE1FD6"/>
     <w:rsid w:val="00B80BA9"/>
+    <w:rsid w:val="00B9129D"/>
+    <w:rsid w:val="00C529C2"/>
     <w:rsid w:val="00C977CB"/>
     <w:rsid w:val="00CC2446"/>
+    <w:rsid w:val="00D3297B"/>
     <w:rsid w:val="00D33FD1"/>
     <w:rsid w:val="00DD641F"/>
     <w:rsid w:val="00E627DC"/>
     <w:rsid w:val="00E831F8"/>
     <w:rsid w:val="00E90776"/>
+    <w:rsid w:val="00E97003"/>
     <w:rsid w:val="00EB27F9"/>
     <w:rsid w:val="00EE26D8"/>
     <w:rsid w:val="00F83553"/>
